--- a/app/templates/A/inicio/ypfb/A Inicio YPFB.docx
+++ b/app/templates/A/inicio/ypfb/A Inicio YPFB.docx
@@ -698,7 +698,7 @@
           <w:highlight w:val="green"/>
           <w:lang w:val="es-BO"/>
         </w:rPr>
-        <w:t>Área Bloque San Antonio, Área San Alberto, Área Bloque XX Tarija Oeste</w:t>
+        <w:t>Área Bloque San Antonio, Área San Alberto, Área Bloque XX Tarija Oeste (ITAÚ)</w:t>
       </w:r>
       <w:r>
         <w:rPr>
